--- a/202301305127_吴宏吉_山西杏花村汾酒集团_清香型白酒酿造智能化与节能优化方案 (2).docx
+++ b/202301305127_吴宏吉_山西杏花村汾酒集团_清香型白酒酿造智能化与节能优化方案 (2).docx
@@ -107,12 +107,6 @@
         <w:gridCol w:w="6500"/>
       </w:tblGrid>
       <w:tr>
-        <w:tblPrEx>
-          <w:tblCellMar>
-            <w:top w:w="0" w:type="dxa"/>
-            <w:bottom w:w="0" w:type="dxa"/>
-          </w:tblCellMar>
-        </w:tblPrEx>
         <w:trPr>
           <w:trHeight w:val="620"/>
         </w:trPr>
@@ -173,12 +167,6 @@
         </w:tc>
       </w:tr>
       <w:tr>
-        <w:tblPrEx>
-          <w:tblCellMar>
-            <w:top w:w="0" w:type="dxa"/>
-            <w:bottom w:w="0" w:type="dxa"/>
-          </w:tblCellMar>
-        </w:tblPrEx>
         <w:trPr>
           <w:trHeight w:val="620"/>
         </w:trPr>
@@ -239,12 +227,6 @@
         </w:tc>
       </w:tr>
       <w:tr>
-        <w:tblPrEx>
-          <w:tblCellMar>
-            <w:top w:w="0" w:type="dxa"/>
-            <w:bottom w:w="0" w:type="dxa"/>
-          </w:tblCellMar>
-        </w:tblPrEx>
         <w:trPr>
           <w:trHeight w:val="620"/>
         </w:trPr>
@@ -305,12 +287,6 @@
         </w:tc>
       </w:tr>
       <w:tr>
-        <w:tblPrEx>
-          <w:tblCellMar>
-            <w:top w:w="0" w:type="dxa"/>
-            <w:bottom w:w="0" w:type="dxa"/>
-          </w:tblCellMar>
-        </w:tblPrEx>
         <w:trPr>
           <w:trHeight w:val="620"/>
         </w:trPr>
@@ -371,12 +347,6 @@
         </w:tc>
       </w:tr>
       <w:tr>
-        <w:tblPrEx>
-          <w:tblCellMar>
-            <w:top w:w="0" w:type="dxa"/>
-            <w:bottom w:w="0" w:type="dxa"/>
-          </w:tblCellMar>
-        </w:tblPrEx>
         <w:trPr>
           <w:trHeight w:val="620"/>
         </w:trPr>
@@ -437,12 +407,6 @@
         </w:tc>
       </w:tr>
       <w:tr>
-        <w:tblPrEx>
-          <w:tblCellMar>
-            <w:top w:w="0" w:type="dxa"/>
-            <w:bottom w:w="0" w:type="dxa"/>
-          </w:tblCellMar>
-        </w:tblPrEx>
         <w:trPr>
           <w:trHeight w:val="620"/>
         </w:trPr>
@@ -503,12 +467,6 @@
         </w:tc>
       </w:tr>
       <w:tr>
-        <w:tblPrEx>
-          <w:tblCellMar>
-            <w:top w:w="0" w:type="dxa"/>
-            <w:bottom w:w="0" w:type="dxa"/>
-          </w:tblCellMar>
-        </w:tblPrEx>
         <w:trPr>
           <w:trHeight w:val="620"/>
         </w:trPr>
@@ -631,10 +589,12 @@
           <w:rFonts w:hint="eastAsia"/>
         </w:rPr>
       </w:pPr>
+      <w:proofErr w:type="gramStart"/>
       <w:r>
         <w:lastRenderedPageBreak/>
         <w:t>摘  要</w:t>
       </w:r>
+      <w:proofErr w:type="gramEnd"/>
     </w:p>
     <w:p>
       <w:pPr>
@@ -682,9 +642,6 @@
     <w:p>
       <w:pPr>
         <w:pStyle w:val="2"/>
-        <w:rPr>
-          <w:rFonts w:hint="eastAsia"/>
-        </w:rPr>
       </w:pPr>
       <w:r>
         <w:t>（一）企业概况</w:t>
@@ -704,6 +661,30 @@
     </w:p>
     <w:p>
       <w:pPr>
+        <w:ind w:firstLine="482"/>
+        <w:jc w:val="both"/>
+        <w:rPr>
+          <w:rFonts w:hint="eastAsia"/>
+        </w:rPr>
+      </w:pPr>
+      <w:r>
+        <w:t>本次优化的研究范围包括酿造车间的原料处理、蒸煮糊化、加曲入缸、固态发酵、装甑蒸馏、原酒分级和相关公用工程。设计中不改变核心曲种和地缸发酵制度，重点是补充关键工艺监测、实行能源梯级利用，并打通批次追溯数据，在保证传统风味和食品安全的前提下完成改造。</w:t>
+      </w:r>
+    </w:p>
+    <w:p>
+      <w:pPr>
+        <w:pStyle w:val="2"/>
+        <w:rPr>
+          <w:rFonts w:hint="eastAsia"/>
+        </w:rPr>
+      </w:pPr>
+      <w:r>
+        <w:lastRenderedPageBreak/>
+        <w:t>（二）主要产品与生产流程</w:t>
+      </w:r>
+    </w:p>
+    <w:p>
+      <w:pPr>
         <w:ind w:firstLine="480"/>
         <w:jc w:val="both"/>
         <w:rPr>
@@ -711,19 +692,7 @@
         </w:rPr>
       </w:pPr>
       <w:r>
-        <w:t>本次优化的研究范围包括酿造车间的原料处理、蒸煮糊化、加曲入缸、固态发酵、装甑蒸馏、原酒分级和相关公用工程。设计中不改变核心曲种和地缸发酵制度，重点是补充关键工艺监测、实行能源梯级利用，并打通批次追溯数据，在保证传统风味和食品安全的前提下完成改造。</w:t>
-      </w:r>
-    </w:p>
-    <w:p>
-      <w:pPr>
-        <w:pStyle w:val="2"/>
-        <w:rPr>
-          <w:rFonts w:hint="eastAsia"/>
-        </w:rPr>
-      </w:pPr>
-      <w:r>
-        <w:lastRenderedPageBreak/>
-        <w:t>（二）主要产品与生产流程</w:t>
+        <w:t>企业主要生产清香型白酒及其系列产品。典型生产流程为：高粱验收与除杂→粉碎→润糁→清蒸糊化→扬冷→加大曲→地缸发酵→出缸配醅→装甑→蒸馏摘酒→分级入库→陶坛或储罐陈贮→勾调→过滤→灌装。工艺强调“清蒸二次清，一清到底”：原料和辅料分别清蒸，粮醅经过两次发酵和两次蒸馏，一个生产轮次结束后清理并重新投料。</w:t>
       </w:r>
     </w:p>
     <w:p>
@@ -735,7 +704,29 @@
         </w:rPr>
       </w:pPr>
       <w:r>
-        <w:t>企业主要生产清香型白酒及其系列产品。典型生产流程为：高粱验收与除杂→粉碎→润糁→清蒸糊化→扬冷→加大曲→地缸发酵→出缸配醅→装甑→蒸馏摘酒→分级入库→陶坛或储罐陈贮→勾调→过滤→灌装。工艺强调“清蒸二次清，一清到底”：原料和辅料分别清蒸，粮醅经过两次发酵和两次蒸馏，一个生产轮次结束后清理并重新投料。</w:t>
+        <w:t>地缸可使酒醅与土壤隔开，便于控制杂菌和传热条件。清茬曲、红心曲、后火曲等大曲共同提供糖化、发酵和生香所需的微生物与酶系。装甑时要求做到“轻、松、薄、匀、平、准”，蒸馏过程中则结合酒度、流速、温度和感官结果掐头去尾、量质摘酒。这些操作直接影响乙酸乙酯等主要香味成分及成品酒的清香风格，因此自动化只能用于监测和辅助控制，不能随意改变原有工艺条件。</w:t>
+      </w:r>
+    </w:p>
+    <w:p>
+      <w:pPr>
+        <w:pStyle w:val="1"/>
+        <w:rPr>
+          <w:rFonts w:hint="eastAsia"/>
+        </w:rPr>
+      </w:pPr>
+      <w:r>
+        <w:t>二、现状问题与原因分析</w:t>
+      </w:r>
+    </w:p>
+    <w:p>
+      <w:pPr>
+        <w:pStyle w:val="2"/>
+        <w:rPr>
+          <w:rFonts w:hint="eastAsia"/>
+        </w:rPr>
+      </w:pPr>
+      <w:r>
+        <w:t>（一）地缸发酵监测离散，异常识别存在滞后</w:t>
       </w:r>
     </w:p>
     <w:p>
@@ -747,18 +738,7 @@
         </w:rPr>
       </w:pPr>
       <w:r>
-        <w:t>地缸可使酒醅与土壤隔开，便于控制杂菌和传热条件。清茬曲、红心曲、后火曲等大曲共同提供糖化、发酵和生香所需的微生物与酶系。装甑时要求做到“轻、松、薄、匀、平、准”，蒸馏过程中则结合酒度、流速、温度和感官结果掐头去尾、量质摘酒。这些操作直接影响乙酸乙酯等主要香味成分及成品酒的清香风格，因此自动化只能用于监测和辅助控制，不能随意改变原有工艺条件。</w:t>
-      </w:r>
-    </w:p>
-    <w:p>
-      <w:pPr>
-        <w:pStyle w:val="1"/>
-        <w:rPr>
-          <w:rFonts w:hint="eastAsia"/>
-        </w:rPr>
-      </w:pPr>
-      <w:r>
-        <w:t>二、现状问题与原因分析</w:t>
+        <w:t>传统生产主要根据入缸温度、酒醅水分、酸度和操作经验判断地缸发酵状态。生产规模扩大后，人工点测无法连续覆盖每口地缸，纸质记录和分散的电子记录也不便于比较不同批次。发酵时微生物代谢会使温度先升后降，升温速率、最高温度及高温维持时间都能反映发酵程度。固定时点抽测可能漏掉异常温度峰值，等到出缸时才发现问题，容易出现残余淀粉偏高、酸度失衡、产酒率下降或风味偏差。</w:t>
       </w:r>
     </w:p>
     <w:p>
@@ -769,7 +749,7 @@
         </w:rPr>
       </w:pPr>
       <w:r>
-        <w:t>（一）地缸发酵监测离散，异常识别存在滞后</w:t>
+        <w:t>（二）蒸煮与蒸馏负荷波动，蒸汽利用效率偏低</w:t>
       </w:r>
     </w:p>
     <w:p>
@@ -781,7 +761,7 @@
         </w:rPr>
       </w:pPr>
       <w:r>
-        <w:t>传统生产主要根据入缸温度、酒醅水分、酸度和操作经验判断地缸发酵状态。生产规模扩大后，人工点测无法连续覆盖每口地缸，纸质记录和分散的电子记录也不便于比较不同批次。发酵时微生物代谢会使温度先升后降，升温速率、最高温度及高温维持时间都能反映发酵程度。固定时点抽测可能漏掉异常温度峰值，等到出缸时才发现问题，容易出现残余淀粉偏高、酸度失衡、产酒率下降或风味偏差。</w:t>
+        <w:t>粮料蒸煮、甑桶蒸馏和设备清洗都需要蒸汽，而且用汽时段较为集中。依靠人工调阀时，容易发生升汽过快、压力不稳和批次用汽量差异较大的情况。蒸汽冷凝水和酒汽冷凝过程产生的低品位热量若直接排放，会增加锅炉补水量和燃料消耗，也会使排水温度升高。以年产原酒10000 t的示范车间计算，单位原酒综合蒸汽消耗若为5.0 t/t，全年约需蒸汽5万t；按回收10%的热量估算，节能量已经较为可观。这里采用的是工程估算值，实施前还需用企业实际能源计量数据校核。</w:t>
       </w:r>
     </w:p>
     <w:p>
@@ -792,33 +772,7 @@
         </w:rPr>
       </w:pPr>
       <w:r>
-        <w:t>（二）蒸煮与蒸馏负荷波动，蒸汽利用效率偏低</w:t>
-      </w:r>
-    </w:p>
-    <w:p>
-      <w:pPr>
-        <w:ind w:firstLine="480"/>
-        <w:jc w:val="both"/>
-        <w:rPr>
-          <w:rFonts w:hint="eastAsia"/>
-        </w:rPr>
-      </w:pPr>
-      <w:r>
-        <w:t>粮料蒸煮、甑桶蒸馏和设备清洗都需要蒸汽，而且用汽时段较为集中。依靠人工调阀时，容易发生升汽过快、压力不稳和批次用汽量差异较大的情况。蒸汽冷凝水和酒汽冷凝过程产生的低品位热量若直接排放，会增加锅炉补水量和燃料消耗，也会使排水温度升高。以年产原酒10000 t的示范车间计算，单位原酒综合蒸汽消耗若为5.0 t/t，全年约需蒸汽5万t；按回收10%的热量估算，节能量已经较为可观。这里采用的是工程估算值，实施前还需用企业实际</w:t>
-      </w:r>
-      <w:r>
         <w:lastRenderedPageBreak/>
-        <w:t>能源计量数据校核。</w:t>
-      </w:r>
-    </w:p>
-    <w:p>
-      <w:pPr>
-        <w:pStyle w:val="2"/>
-        <w:rPr>
-          <w:rFonts w:hint="eastAsia"/>
-        </w:rPr>
-      </w:pPr>
-      <w:r>
         <w:t>（三）装甑、摘酒依赖经验，批次一致性有提升空间</w:t>
       </w:r>
     </w:p>
@@ -927,12 +881,6 @@
         <w:gridCol w:w="3200"/>
       </w:tblGrid>
       <w:tr>
-        <w:tblPrEx>
-          <w:tblCellMar>
-            <w:top w:w="0" w:type="dxa"/>
-            <w:bottom w:w="0" w:type="dxa"/>
-          </w:tblCellMar>
-        </w:tblPrEx>
         <w:trPr>
           <w:tblHeader/>
         </w:trPr>
@@ -1062,12 +1010,6 @@
         </w:tc>
       </w:tr>
       <w:tr>
-        <w:tblPrEx>
-          <w:tblCellMar>
-            <w:top w:w="0" w:type="dxa"/>
-            <w:bottom w:w="0" w:type="dxa"/>
-          </w:tblCellMar>
-        </w:tblPrEx>
         <w:tc>
           <w:tcPr>
             <w:tcW w:w="2400" w:type="dxa"/>
@@ -1182,12 +1124,6 @@
         </w:tc>
       </w:tr>
       <w:tr>
-        <w:tblPrEx>
-          <w:tblCellMar>
-            <w:top w:w="0" w:type="dxa"/>
-            <w:bottom w:w="0" w:type="dxa"/>
-          </w:tblCellMar>
-        </w:tblPrEx>
         <w:tc>
           <w:tcPr>
             <w:tcW w:w="2400" w:type="dxa"/>
@@ -1302,12 +1238,6 @@
         </w:tc>
       </w:tr>
       <w:tr>
-        <w:tblPrEx>
-          <w:tblCellMar>
-            <w:top w:w="0" w:type="dxa"/>
-            <w:bottom w:w="0" w:type="dxa"/>
-          </w:tblCellMar>
-        </w:tblPrEx>
         <w:tc>
           <w:tcPr>
             <w:tcW w:w="2400" w:type="dxa"/>
@@ -1422,12 +1352,6 @@
         </w:tc>
       </w:tr>
       <w:tr>
-        <w:tblPrEx>
-          <w:tblCellMar>
-            <w:top w:w="0" w:type="dxa"/>
-            <w:bottom w:w="0" w:type="dxa"/>
-          </w:tblCellMar>
-        </w:tblPrEx>
         <w:tc>
           <w:tcPr>
             <w:tcW w:w="2400" w:type="dxa"/>
@@ -1452,7 +1376,6 @@
                 <w:sz w:val="21"/>
                 <w:szCs w:val="21"/>
               </w:rPr>
-              <w:lastRenderedPageBreak/>
               <w:t>优级酒率</w:t>
             </w:r>
           </w:p>
@@ -1543,12 +1466,6 @@
         </w:tc>
       </w:tr>
       <w:tr>
-        <w:tblPrEx>
-          <w:tblCellMar>
-            <w:top w:w="0" w:type="dxa"/>
-            <w:bottom w:w="0" w:type="dxa"/>
-          </w:tblCellMar>
-        </w:tblPrEx>
         <w:tc>
           <w:tcPr>
             <w:tcW w:w="2400" w:type="dxa"/>
@@ -1663,12 +1580,6 @@
         </w:tc>
       </w:tr>
       <w:tr>
-        <w:tblPrEx>
-          <w:tblCellMar>
-            <w:top w:w="0" w:type="dxa"/>
-            <w:bottom w:w="0" w:type="dxa"/>
-          </w:tblCellMar>
-        </w:tblPrEx>
         <w:tc>
           <w:tcPr>
             <w:tcW w:w="2400" w:type="dxa"/>
@@ -1693,6 +1604,7 @@
                 <w:sz w:val="21"/>
                 <w:szCs w:val="21"/>
               </w:rPr>
+              <w:lastRenderedPageBreak/>
               <w:t>高浓度废水量</w:t>
             </w:r>
           </w:p>
@@ -1796,8 +1708,17 @@
           <w:sz w:val="21"/>
           <w:szCs w:val="21"/>
         </w:rPr>
-        <w:t>表1  酿造车间优化目标及评价方法</w:t>
-      </w:r>
+        <w:t>表</w:t>
+      </w:r>
+      <w:proofErr w:type="gramStart"/>
+      <w:r>
+        <w:rPr>
+          <w:sz w:val="21"/>
+          <w:szCs w:val="21"/>
+        </w:rPr>
+        <w:t>1  酿造车间优化目标及评价方法</w:t>
+      </w:r>
+      <w:proofErr w:type="gramEnd"/>
     </w:p>
     <w:p>
       <w:pPr>
@@ -1921,11 +1842,11 @@
         </w:rPr>
       </w:pPr>
       <w:r>
-        <w:t>在蒸粮、蒸馏、CIP和采暖支路分别安装蒸汽流量计、压力变送器及冷凝</w:t>
+        <w:t>在蒸粮、蒸馏、CIP和采暖支路分别安装蒸汽流量计、压力变送器及冷凝水计量装置，按班次、甑次和吨原酒统计能耗。关键调节阀改用气动阀，并根</w:t>
       </w:r>
       <w:r>
         <w:lastRenderedPageBreak/>
-        <w:t>水计量装置，按班次、甑次和吨原酒统计能耗。关键调节阀改用气动阀，并根据流量反馈自动调节。蒸煮过程分别设定升温、保温和排汽阶段的用汽曲线；蒸馏时参考酒汽温度与流酒速度缓慢调汽，避免蒸汽负荷突然升高。蒸汽主管还应安装汽水分离装置并监测疏水状态，防止湿蒸汽降低传热效果。</w:t>
+        <w:t>据流量反馈自动调节。蒸煮过程分别设定升温、保温和排汽阶段的用汽曲线；蒸馏时参考酒汽温度与流酒速度缓慢调汽，避免蒸汽负荷突然升高。蒸汽主管还应安装汽水分离装置并监测疏水状态，防止湿蒸汽降低传热效果。</w:t>
       </w:r>
     </w:p>
     <w:p>
@@ -1971,7 +1892,15 @@
         </w:rPr>
       </w:pPr>
       <w:r>
-        <w:t>假设每年回收冷凝水5000 t，温度由90 ℃降至60 ℃，按水的比热容4.2 kJ/(kg·℃)计算，可释放显热约6.3×10^8 kJ，相当于175000 kWh。若系统综合利用率按70%计算，实际可用热量约122500 kWh。该结果只用于判断数量级，实际收益还要根据冷凝水流量和温度、锅炉效率及燃料单价重新计算。</w:t>
+        <w:t>假设每年回收冷凝水5000 t，温度由90 ℃降至60 ℃，按水的比热容4.2 kJ/</w:t>
+      </w:r>
+      <w:proofErr w:type="gramStart"/>
+      <w:r>
+        <w:t>(kg·℃)</w:t>
+      </w:r>
+      <w:proofErr w:type="gramEnd"/>
+      <w:r>
+        <w:t>计算，可释放显热约6.3×10^8 kJ，相当于175000 kWh。若系统综合利用率按70%计算，实际可用热量约122500 kWh。该结果只用于判断数量级，实际收益还要根据冷凝水流量和温度、锅炉效率及燃料单价重新计算。</w:t>
       </w:r>
     </w:p>
     <w:p>
@@ -2146,12 +2075,6 @@
         <w:gridCol w:w="4800"/>
       </w:tblGrid>
       <w:tr>
-        <w:tblPrEx>
-          <w:tblCellMar>
-            <w:top w:w="0" w:type="dxa"/>
-            <w:bottom w:w="0" w:type="dxa"/>
-          </w:tblCellMar>
-        </w:tblPrEx>
         <w:trPr>
           <w:tblHeader/>
         </w:trPr>
@@ -2250,12 +2173,6 @@
         </w:tc>
       </w:tr>
       <w:tr>
-        <w:tblPrEx>
-          <w:tblCellMar>
-            <w:top w:w="0" w:type="dxa"/>
-            <w:bottom w:w="0" w:type="dxa"/>
-          </w:tblCellMar>
-        </w:tblPrEx>
         <w:tc>
           <w:tcPr>
             <w:tcW w:w="2400" w:type="dxa"/>
@@ -2342,12 +2259,6 @@
         </w:tc>
       </w:tr>
       <w:tr>
-        <w:tblPrEx>
-          <w:tblCellMar>
-            <w:top w:w="0" w:type="dxa"/>
-            <w:bottom w:w="0" w:type="dxa"/>
-          </w:tblCellMar>
-        </w:tblPrEx>
         <w:tc>
           <w:tcPr>
             <w:tcW w:w="2400" w:type="dxa"/>
@@ -2434,12 +2345,6 @@
         </w:tc>
       </w:tr>
       <w:tr>
-        <w:tblPrEx>
-          <w:tblCellMar>
-            <w:top w:w="0" w:type="dxa"/>
-            <w:bottom w:w="0" w:type="dxa"/>
-          </w:tblCellMar>
-        </w:tblPrEx>
         <w:tc>
           <w:tcPr>
             <w:tcW w:w="2400" w:type="dxa"/>
@@ -2526,12 +2431,6 @@
         </w:tc>
       </w:tr>
       <w:tr>
-        <w:tblPrEx>
-          <w:tblCellMar>
-            <w:top w:w="0" w:type="dxa"/>
-            <w:bottom w:w="0" w:type="dxa"/>
-          </w:tblCellMar>
-        </w:tblPrEx>
         <w:tc>
           <w:tcPr>
             <w:tcW w:w="2400" w:type="dxa"/>
@@ -2631,8 +2530,17 @@
           <w:sz w:val="21"/>
           <w:szCs w:val="21"/>
         </w:rPr>
-        <w:t>表2  优化方案实施计划</w:t>
-      </w:r>
+        <w:t>表</w:t>
+      </w:r>
+      <w:proofErr w:type="gramStart"/>
+      <w:r>
+        <w:rPr>
+          <w:sz w:val="21"/>
+          <w:szCs w:val="21"/>
+        </w:rPr>
+        <w:t>2  优化方案实施计划</w:t>
+      </w:r>
+      <w:proofErr w:type="gramEnd"/>
     </w:p>
     <w:p>
       <w:pPr>
@@ -2800,12 +2708,6 @@
         <w:gridCol w:w="2900"/>
       </w:tblGrid>
       <w:tr>
-        <w:tblPrEx>
-          <w:tblCellMar>
-            <w:top w:w="0" w:type="dxa"/>
-            <w:bottom w:w="0" w:type="dxa"/>
-          </w:tblCellMar>
-        </w:tblPrEx>
         <w:trPr>
           <w:tblHeader/>
         </w:trPr>
@@ -2904,12 +2806,6 @@
         </w:tc>
       </w:tr>
       <w:tr>
-        <w:tblPrEx>
-          <w:tblCellMar>
-            <w:top w:w="0" w:type="dxa"/>
-            <w:bottom w:w="0" w:type="dxa"/>
-          </w:tblCellMar>
-        </w:tblPrEx>
         <w:tc>
           <w:tcPr>
             <w:tcW w:w="1900" w:type="dxa"/>
@@ -2996,12 +2892,6 @@
         </w:tc>
       </w:tr>
       <w:tr>
-        <w:tblPrEx>
-          <w:tblCellMar>
-            <w:top w:w="0" w:type="dxa"/>
-            <w:bottom w:w="0" w:type="dxa"/>
-          </w:tblCellMar>
-        </w:tblPrEx>
         <w:tc>
           <w:tcPr>
             <w:tcW w:w="1900" w:type="dxa"/>
@@ -3088,12 +2978,6 @@
         </w:tc>
       </w:tr>
       <w:tr>
-        <w:tblPrEx>
-          <w:tblCellMar>
-            <w:top w:w="0" w:type="dxa"/>
-            <w:bottom w:w="0" w:type="dxa"/>
-          </w:tblCellMar>
-        </w:tblPrEx>
         <w:tc>
           <w:tcPr>
             <w:tcW w:w="1900" w:type="dxa"/>
@@ -3180,12 +3064,6 @@
         </w:tc>
       </w:tr>
       <w:tr>
-        <w:tblPrEx>
-          <w:tblCellMar>
-            <w:top w:w="0" w:type="dxa"/>
-            <w:bottom w:w="0" w:type="dxa"/>
-          </w:tblCellMar>
-        </w:tblPrEx>
         <w:tc>
           <w:tcPr>
             <w:tcW w:w="1900" w:type="dxa"/>
@@ -3272,12 +3150,6 @@
         </w:tc>
       </w:tr>
       <w:tr>
-        <w:tblPrEx>
-          <w:tblCellMar>
-            <w:top w:w="0" w:type="dxa"/>
-            <w:bottom w:w="0" w:type="dxa"/>
-          </w:tblCellMar>
-        </w:tblPrEx>
         <w:tc>
           <w:tcPr>
             <w:tcW w:w="1900" w:type="dxa"/>
@@ -3377,8 +3249,17 @@
           <w:sz w:val="21"/>
           <w:szCs w:val="21"/>
         </w:rPr>
-        <w:t>表3  预期效果及验收依据</w:t>
-      </w:r>
+        <w:t>表</w:t>
+      </w:r>
+      <w:proofErr w:type="gramStart"/>
+      <w:r>
+        <w:rPr>
+          <w:sz w:val="21"/>
+          <w:szCs w:val="21"/>
+        </w:rPr>
+        <w:t>3  预期效果及验收依据</w:t>
+      </w:r>
+      <w:proofErr w:type="gramEnd"/>
     </w:p>
     <w:p>
       <w:pPr>
@@ -3426,12 +3307,6 @@
         <w:gridCol w:w="4500"/>
       </w:tblGrid>
       <w:tr>
-        <w:tblPrEx>
-          <w:tblCellMar>
-            <w:top w:w="0" w:type="dxa"/>
-            <w:bottom w:w="0" w:type="dxa"/>
-          </w:tblCellMar>
-        </w:tblPrEx>
         <w:trPr>
           <w:tblHeader/>
         </w:trPr>
@@ -3530,12 +3405,6 @@
         </w:tc>
       </w:tr>
       <w:tr>
-        <w:tblPrEx>
-          <w:tblCellMar>
-            <w:top w:w="0" w:type="dxa"/>
-            <w:bottom w:w="0" w:type="dxa"/>
-          </w:tblCellMar>
-        </w:tblPrEx>
         <w:tc>
           <w:tcPr>
             <w:tcW w:w="2100" w:type="dxa"/>
@@ -3622,12 +3491,6 @@
         </w:tc>
       </w:tr>
       <w:tr>
-        <w:tblPrEx>
-          <w:tblCellMar>
-            <w:top w:w="0" w:type="dxa"/>
-            <w:bottom w:w="0" w:type="dxa"/>
-          </w:tblCellMar>
-        </w:tblPrEx>
         <w:tc>
           <w:tcPr>
             <w:tcW w:w="2100" w:type="dxa"/>
@@ -3714,12 +3577,6 @@
         </w:tc>
       </w:tr>
       <w:tr>
-        <w:tblPrEx>
-          <w:tblCellMar>
-            <w:top w:w="0" w:type="dxa"/>
-            <w:bottom w:w="0" w:type="dxa"/>
-          </w:tblCellMar>
-        </w:tblPrEx>
         <w:tc>
           <w:tcPr>
             <w:tcW w:w="2100" w:type="dxa"/>
@@ -3744,75 +3601,76 @@
                 <w:sz w:val="21"/>
                 <w:szCs w:val="21"/>
               </w:rPr>
+              <w:t>余热回收交叉污染</w:t>
+            </w:r>
+          </w:p>
+        </w:tc>
+        <w:tc>
+          <w:tcPr>
+            <w:tcW w:w="2400" w:type="dxa"/>
+            <w:tcBorders>
+              <w:top w:val="single" w:sz="4" w:space="0" w:color="000000"/>
+              <w:left w:val="single" w:sz="4" w:space="0" w:color="000000"/>
+              <w:bottom w:val="single" w:sz="4" w:space="0" w:color="000000"/>
+              <w:right w:val="single" w:sz="4" w:space="0" w:color="000000"/>
+            </w:tcBorders>
+            <w:vAlign w:val="center"/>
+          </w:tcPr>
+          <w:p>
+            <w:pPr>
+              <w:spacing w:before="20" w:after="20" w:line="240" w:lineRule="auto"/>
+              <w:jc w:val="center"/>
+              <w:rPr>
+                <w:rFonts w:hint="eastAsia"/>
+              </w:rPr>
+            </w:pPr>
+            <w:r>
+              <w:rPr>
+                <w:sz w:val="21"/>
+                <w:szCs w:val="21"/>
+              </w:rPr>
+              <w:t>食品安全风险</w:t>
+            </w:r>
+          </w:p>
+        </w:tc>
+        <w:tc>
+          <w:tcPr>
+            <w:tcW w:w="4500" w:type="dxa"/>
+            <w:tcBorders>
+              <w:top w:val="single" w:sz="4" w:space="0" w:color="000000"/>
+              <w:left w:val="single" w:sz="4" w:space="0" w:color="000000"/>
+              <w:bottom w:val="single" w:sz="4" w:space="0" w:color="000000"/>
+              <w:right w:val="single" w:sz="4" w:space="0" w:color="000000"/>
+            </w:tcBorders>
+            <w:vAlign w:val="center"/>
+          </w:tcPr>
+          <w:p>
+            <w:pPr>
+              <w:spacing w:before="20" w:after="20" w:line="240" w:lineRule="auto"/>
+              <w:jc w:val="center"/>
+              <w:rPr>
+                <w:rFonts w:hint="eastAsia"/>
+              </w:rPr>
+            </w:pPr>
+            <w:r>
+              <w:rPr>
+                <w:sz w:val="21"/>
+                <w:szCs w:val="21"/>
+              </w:rPr>
+              <w:t>双管板/中间回路、压差监测、定期泄漏试验和</w:t>
+            </w:r>
+            <w:r>
+              <w:rPr>
+                <w:sz w:val="21"/>
+                <w:szCs w:val="21"/>
+              </w:rPr>
               <w:lastRenderedPageBreak/>
-              <w:t>余热回收交叉污染</w:t>
-            </w:r>
-          </w:p>
-        </w:tc>
-        <w:tc>
-          <w:tcPr>
-            <w:tcW w:w="2400" w:type="dxa"/>
-            <w:tcBorders>
-              <w:top w:val="single" w:sz="4" w:space="0" w:color="000000"/>
-              <w:left w:val="single" w:sz="4" w:space="0" w:color="000000"/>
-              <w:bottom w:val="single" w:sz="4" w:space="0" w:color="000000"/>
-              <w:right w:val="single" w:sz="4" w:space="0" w:color="000000"/>
-            </w:tcBorders>
-            <w:vAlign w:val="center"/>
-          </w:tcPr>
-          <w:p>
-            <w:pPr>
-              <w:spacing w:before="20" w:after="20" w:line="240" w:lineRule="auto"/>
-              <w:jc w:val="center"/>
-              <w:rPr>
-                <w:rFonts w:hint="eastAsia"/>
-              </w:rPr>
-            </w:pPr>
-            <w:r>
-              <w:rPr>
-                <w:sz w:val="21"/>
-                <w:szCs w:val="21"/>
-              </w:rPr>
-              <w:t>食品安全风险</w:t>
-            </w:r>
-          </w:p>
-        </w:tc>
-        <w:tc>
-          <w:tcPr>
-            <w:tcW w:w="4500" w:type="dxa"/>
-            <w:tcBorders>
-              <w:top w:val="single" w:sz="4" w:space="0" w:color="000000"/>
-              <w:left w:val="single" w:sz="4" w:space="0" w:color="000000"/>
-              <w:bottom w:val="single" w:sz="4" w:space="0" w:color="000000"/>
-              <w:right w:val="single" w:sz="4" w:space="0" w:color="000000"/>
-            </w:tcBorders>
-            <w:vAlign w:val="center"/>
-          </w:tcPr>
-          <w:p>
-            <w:pPr>
-              <w:spacing w:before="20" w:after="20" w:line="240" w:lineRule="auto"/>
-              <w:jc w:val="center"/>
-              <w:rPr>
-                <w:rFonts w:hint="eastAsia"/>
-              </w:rPr>
-            </w:pPr>
-            <w:r>
-              <w:rPr>
-                <w:sz w:val="21"/>
-                <w:szCs w:val="21"/>
-              </w:rPr>
-              <w:t>双管板/中间回路、压差监测、定期泄漏试验和清洗验证</w:t>
+              <w:t>清洗验证</w:t>
             </w:r>
           </w:p>
         </w:tc>
       </w:tr>
       <w:tr>
-        <w:tblPrEx>
-          <w:tblCellMar>
-            <w:top w:w="0" w:type="dxa"/>
-            <w:bottom w:w="0" w:type="dxa"/>
-          </w:tblCellMar>
-        </w:tblPrEx>
         <w:tc>
           <w:tcPr>
             <w:tcW w:w="2100" w:type="dxa"/>
@@ -3837,6 +3695,7 @@
                 <w:sz w:val="21"/>
                 <w:szCs w:val="21"/>
               </w:rPr>
+              <w:lastRenderedPageBreak/>
               <w:t>回用水错接或微生物超标</w:t>
             </w:r>
           </w:p>
@@ -3899,12 +3758,6 @@
         </w:tc>
       </w:tr>
       <w:tr>
-        <w:tblPrEx>
-          <w:tblCellMar>
-            <w:top w:w="0" w:type="dxa"/>
-            <w:bottom w:w="0" w:type="dxa"/>
-          </w:tblCellMar>
-        </w:tblPrEx>
         <w:tc>
           <w:tcPr>
             <w:tcW w:w="2100" w:type="dxa"/>
@@ -3991,12 +3844,6 @@
         </w:tc>
       </w:tr>
       <w:tr>
-        <w:tblPrEx>
-          <w:tblCellMar>
-            <w:top w:w="0" w:type="dxa"/>
-            <w:bottom w:w="0" w:type="dxa"/>
-          </w:tblCellMar>
-        </w:tblPrEx>
         <w:tc>
           <w:tcPr>
             <w:tcW w:w="2100" w:type="dxa"/>
@@ -4083,12 +3930,6 @@
         </w:tc>
       </w:tr>
       <w:tr>
-        <w:tblPrEx>
-          <w:tblCellMar>
-            <w:top w:w="0" w:type="dxa"/>
-            <w:bottom w:w="0" w:type="dxa"/>
-          </w:tblCellMar>
-        </w:tblPrEx>
         <w:tc>
           <w:tcPr>
             <w:tcW w:w="2100" w:type="dxa"/>
@@ -4188,8 +4029,17 @@
           <w:sz w:val="21"/>
           <w:szCs w:val="21"/>
         </w:rPr>
-        <w:t>表4  主要风险及控制措施</w:t>
-      </w:r>
+        <w:t>表</w:t>
+      </w:r>
+      <w:proofErr w:type="gramStart"/>
+      <w:r>
+        <w:rPr>
+          <w:sz w:val="21"/>
+          <w:szCs w:val="21"/>
+        </w:rPr>
+        <w:t>4  主要风险及控制措施</w:t>
+      </w:r>
+      <w:proofErr w:type="gramEnd"/>
     </w:p>
     <w:p>
       <w:pPr>
@@ -4248,138 +4098,721 @@
           <w:sz w:val="21"/>
           <w:szCs w:val="21"/>
         </w:rPr>
-        <w:t>[1] 吴宏吉. 设备及工艺生产实习报告[R]. 太原: 山西大学生命科学学院, 2026.</w:t>
-      </w:r>
-    </w:p>
-    <w:p>
-      <w:pPr>
-        <w:rPr>
-          <w:rFonts w:hint="eastAsia"/>
-        </w:rPr>
-      </w:pPr>
-      <w:r>
-        <w:rPr>
-          <w:sz w:val="21"/>
-          <w:szCs w:val="21"/>
-        </w:rPr>
-        <w:t>[2] 中华人民共和国国家质量监督检验检疫总局, 中国国家标准化管理委员会. 白酒工业术语: GB/T 15109—2021[S]. 北京: 中国标准出版社, 2021.</w:t>
-      </w:r>
-    </w:p>
-    <w:p>
-      <w:pPr>
-        <w:rPr>
-          <w:rFonts w:hint="eastAsia"/>
-        </w:rPr>
-      </w:pPr>
-      <w:r>
-        <w:rPr>
-          <w:sz w:val="21"/>
-          <w:szCs w:val="21"/>
-        </w:rPr>
-        <w:t>[3] 国家卫生健康委员会, 国家市场监督管理总局. 食品安全国家标准 蒸馏酒及其配制酒: GB 2757—2012[S]. 北京: 中国标准出版社, 2012.</w:t>
-      </w:r>
-    </w:p>
-    <w:p>
-      <w:pPr>
-        <w:rPr>
-          <w:rFonts w:hint="eastAsia"/>
-        </w:rPr>
-      </w:pPr>
+        <w:t xml:space="preserve">[1] </w:t>
+      </w:r>
+      <w:proofErr w:type="gramStart"/>
+      <w:r>
+        <w:rPr>
+          <w:sz w:val="21"/>
+          <w:szCs w:val="21"/>
+        </w:rPr>
+        <w:t>吴宏吉.</w:t>
+      </w:r>
+      <w:proofErr w:type="gramEnd"/>
+      <w:r>
+        <w:rPr>
+          <w:sz w:val="21"/>
+          <w:szCs w:val="21"/>
+        </w:rPr>
+        <w:t xml:space="preserve"> 设备及工艺生产实习报告[R]. </w:t>
+      </w:r>
+      <w:proofErr w:type="gramStart"/>
+      <w:r>
+        <w:rPr>
+          <w:sz w:val="21"/>
+          <w:szCs w:val="21"/>
+        </w:rPr>
+        <w:t>太原:</w:t>
+      </w:r>
+      <w:proofErr w:type="gramEnd"/>
+      <w:r>
+        <w:rPr>
+          <w:sz w:val="21"/>
+          <w:szCs w:val="21"/>
+        </w:rPr>
+        <w:t xml:space="preserve"> 山西大学生命科学</w:t>
+      </w:r>
+      <w:proofErr w:type="gramStart"/>
+      <w:r>
+        <w:rPr>
+          <w:sz w:val="21"/>
+          <w:szCs w:val="21"/>
+        </w:rPr>
+        <w:t>学院,</w:t>
+      </w:r>
+      <w:proofErr w:type="gramEnd"/>
+      <w:r>
+        <w:rPr>
+          <w:sz w:val="21"/>
+          <w:szCs w:val="21"/>
+        </w:rPr>
+        <w:t xml:space="preserve"> 2026.</w:t>
+      </w:r>
+    </w:p>
+    <w:p>
+      <w:pPr>
+        <w:rPr>
+          <w:rFonts w:hint="eastAsia"/>
+        </w:rPr>
+      </w:pPr>
+      <w:r>
+        <w:rPr>
+          <w:sz w:val="21"/>
+          <w:szCs w:val="21"/>
+        </w:rPr>
+        <w:t>[2] 中华人民共和国国家质量监督检验检疫</w:t>
+      </w:r>
+      <w:proofErr w:type="gramStart"/>
+      <w:r>
+        <w:rPr>
+          <w:sz w:val="21"/>
+          <w:szCs w:val="21"/>
+        </w:rPr>
+        <w:t>总局,</w:t>
+      </w:r>
+      <w:proofErr w:type="gramEnd"/>
+      <w:r>
+        <w:rPr>
+          <w:sz w:val="21"/>
+          <w:szCs w:val="21"/>
+        </w:rPr>
+        <w:t xml:space="preserve"> 中国国家标准化管理</w:t>
+      </w:r>
+      <w:proofErr w:type="gramStart"/>
+      <w:r>
+        <w:rPr>
+          <w:sz w:val="21"/>
+          <w:szCs w:val="21"/>
+        </w:rPr>
+        <w:t>委员会.</w:t>
+      </w:r>
+      <w:proofErr w:type="gramEnd"/>
+      <w:r>
+        <w:rPr>
+          <w:sz w:val="21"/>
+          <w:szCs w:val="21"/>
+        </w:rPr>
+        <w:t xml:space="preserve"> 白酒工业术语: GB/T 15109—2021[S]. </w:t>
+      </w:r>
+      <w:proofErr w:type="gramStart"/>
+      <w:r>
+        <w:rPr>
+          <w:sz w:val="21"/>
+          <w:szCs w:val="21"/>
+        </w:rPr>
+        <w:t>北京:</w:t>
+      </w:r>
+      <w:proofErr w:type="gramEnd"/>
+      <w:r>
+        <w:rPr>
+          <w:sz w:val="21"/>
+          <w:szCs w:val="21"/>
+        </w:rPr>
+        <w:t xml:space="preserve"> 中国标准</w:t>
+      </w:r>
+      <w:proofErr w:type="gramStart"/>
+      <w:r>
+        <w:rPr>
+          <w:sz w:val="21"/>
+          <w:szCs w:val="21"/>
+        </w:rPr>
+        <w:t>出版社,</w:t>
+      </w:r>
+      <w:proofErr w:type="gramEnd"/>
+      <w:r>
+        <w:rPr>
+          <w:sz w:val="21"/>
+          <w:szCs w:val="21"/>
+        </w:rPr>
+        <w:t xml:space="preserve"> 2021.</w:t>
+      </w:r>
+    </w:p>
+    <w:p>
+      <w:pPr>
+        <w:rPr>
+          <w:rFonts w:hint="eastAsia"/>
+        </w:rPr>
+      </w:pPr>
+      <w:r>
+        <w:rPr>
+          <w:sz w:val="21"/>
+          <w:szCs w:val="21"/>
+        </w:rPr>
+        <w:t>[3] 国家卫生健康</w:t>
+      </w:r>
+      <w:proofErr w:type="gramStart"/>
+      <w:r>
+        <w:rPr>
+          <w:sz w:val="21"/>
+          <w:szCs w:val="21"/>
+        </w:rPr>
+        <w:t>委员会,</w:t>
+      </w:r>
+      <w:proofErr w:type="gramEnd"/>
+      <w:r>
+        <w:rPr>
+          <w:sz w:val="21"/>
+          <w:szCs w:val="21"/>
+        </w:rPr>
+        <w:t xml:space="preserve"> 国家市场监督管理</w:t>
+      </w:r>
+      <w:proofErr w:type="gramStart"/>
+      <w:r>
+        <w:rPr>
+          <w:sz w:val="21"/>
+          <w:szCs w:val="21"/>
+        </w:rPr>
+        <w:t>总局.</w:t>
+      </w:r>
+      <w:proofErr w:type="gramEnd"/>
+      <w:r>
+        <w:rPr>
+          <w:sz w:val="21"/>
+          <w:szCs w:val="21"/>
+        </w:rPr>
+        <w:t xml:space="preserve"> 食品安全国家标准 蒸馏酒及其配制酒: GB 2757—2012[S]. </w:t>
+      </w:r>
+      <w:proofErr w:type="gramStart"/>
+      <w:r>
+        <w:rPr>
+          <w:sz w:val="21"/>
+          <w:szCs w:val="21"/>
+        </w:rPr>
+        <w:t>北京:</w:t>
+      </w:r>
+      <w:proofErr w:type="gramEnd"/>
+      <w:r>
+        <w:rPr>
+          <w:sz w:val="21"/>
+          <w:szCs w:val="21"/>
+        </w:rPr>
+        <w:t xml:space="preserve"> 中国标准</w:t>
+      </w:r>
+      <w:proofErr w:type="gramStart"/>
+      <w:r>
+        <w:rPr>
+          <w:sz w:val="21"/>
+          <w:szCs w:val="21"/>
+        </w:rPr>
+        <w:t>出版社,</w:t>
+      </w:r>
+      <w:proofErr w:type="gramEnd"/>
+      <w:r>
+        <w:rPr>
+          <w:sz w:val="21"/>
+          <w:szCs w:val="21"/>
+        </w:rPr>
+        <w:t xml:space="preserve"> 2012.</w:t>
+      </w:r>
+    </w:p>
+    <w:p>
+      <w:pPr>
+        <w:rPr>
+          <w:rFonts w:hint="eastAsia"/>
+        </w:rPr>
+      </w:pPr>
+      <w:r>
+        <w:rPr>
+          <w:sz w:val="21"/>
+          <w:szCs w:val="21"/>
+        </w:rPr>
+        <w:t>[4] 环境保护</w:t>
+      </w:r>
+      <w:proofErr w:type="gramStart"/>
+      <w:r>
+        <w:rPr>
+          <w:sz w:val="21"/>
+          <w:szCs w:val="21"/>
+        </w:rPr>
+        <w:t>部,</w:t>
+      </w:r>
+      <w:proofErr w:type="gramEnd"/>
+      <w:r>
+        <w:rPr>
+          <w:sz w:val="21"/>
+          <w:szCs w:val="21"/>
+        </w:rPr>
+        <w:t xml:space="preserve"> 国家质量监督检验检疫</w:t>
+      </w:r>
+      <w:proofErr w:type="gramStart"/>
+      <w:r>
+        <w:rPr>
+          <w:sz w:val="21"/>
+          <w:szCs w:val="21"/>
+        </w:rPr>
+        <w:t>总局.</w:t>
+      </w:r>
+      <w:proofErr w:type="gramEnd"/>
+      <w:r>
+        <w:rPr>
+          <w:sz w:val="21"/>
+          <w:szCs w:val="21"/>
+        </w:rPr>
+        <w:t xml:space="preserve"> 发酵酒精和白酒工业水污染物排放标准: </w:t>
+      </w:r>
       <w:r>
         <w:rPr>
           <w:sz w:val="21"/>
           <w:szCs w:val="21"/>
         </w:rPr>
         <w:lastRenderedPageBreak/>
-        <w:t>[4] 环境保护部, 国家质量监督检验检疫总局. 发酵酒精和白酒工业水污染物排放标准: GB 27631—2011[S]. 北京: 中国环境科学出版社, 2011.</w:t>
-      </w:r>
-    </w:p>
-    <w:p>
-      <w:pPr>
-        <w:rPr>
-          <w:rFonts w:hint="eastAsia"/>
-        </w:rPr>
-      </w:pPr>
-      <w:r>
-        <w:rPr>
-          <w:sz w:val="21"/>
-          <w:szCs w:val="21"/>
-        </w:rPr>
-        <w:t>[5] 国家市场监督管理总局, 国家标准化管理委员会. 饮料酒术语和分类: GB/T 17204—2021[S]. 北京: 中国标准出版社, 2021.</w:t>
-      </w:r>
-    </w:p>
-    <w:p>
-      <w:pPr>
-        <w:rPr>
-          <w:rFonts w:hint="eastAsia"/>
-        </w:rPr>
-      </w:pPr>
-      <w:r>
-        <w:rPr>
-          <w:sz w:val="21"/>
-          <w:szCs w:val="21"/>
-        </w:rPr>
-        <w:t>[6] 中华人民共和国国家质量监督检验检疫总局, 中国国家标准化管理委员会. 清香型白酒: GB/T 10781.2—2006[S]. 北京: 中国标准出版社, 2006.</w:t>
-      </w:r>
-    </w:p>
-    <w:p>
-      <w:pPr>
-        <w:rPr>
-          <w:rFonts w:hint="eastAsia"/>
-        </w:rPr>
-      </w:pPr>
-      <w:r>
-        <w:rPr>
-          <w:sz w:val="21"/>
-          <w:szCs w:val="21"/>
-        </w:rPr>
-        <w:t>[7] 国家卫生和计划生育委员会. 食品安全国家标准 食品生产通用卫生规范: GB 14881—2013[S]. 北京: 中国标准出版社, 2013.</w:t>
-      </w:r>
-    </w:p>
-    <w:p>
-      <w:pPr>
-        <w:rPr>
-          <w:rFonts w:hint="eastAsia"/>
-        </w:rPr>
-      </w:pPr>
-      <w:r>
-        <w:rPr>
-          <w:sz w:val="21"/>
-          <w:szCs w:val="21"/>
-        </w:rPr>
-        <w:t>[8] 国家发展和改革委员会. 白酒制造业清洁生产评价指标体系[S]. 北京: 国家发展和改革委员会, 2018.</w:t>
-      </w:r>
-    </w:p>
-    <w:p>
-      <w:pPr>
-        <w:rPr>
-          <w:rFonts w:hint="eastAsia"/>
-        </w:rPr>
-      </w:pPr>
-      <w:r>
-        <w:rPr>
-          <w:sz w:val="21"/>
-          <w:szCs w:val="21"/>
-        </w:rPr>
-        <w:t>[9] 梁邦昌. 白酒生产技术全书[M]. 北京: 中国轻工业出版社, 2013.</w:t>
-      </w:r>
-    </w:p>
-    <w:p>
-      <w:pPr>
-        <w:rPr>
-          <w:rFonts w:hint="eastAsia"/>
-        </w:rPr>
-      </w:pPr>
-      <w:r>
-        <w:rPr>
-          <w:sz w:val="21"/>
-          <w:szCs w:val="21"/>
-        </w:rPr>
-        <w:t>[10] 徐岩, 范文来. 中国白酒风味化学研究进展[J]. 酿酒科技, 2010(7): 17-22.</w:t>
+        <w:t xml:space="preserve">GB 27631—2011[S]. </w:t>
+      </w:r>
+      <w:proofErr w:type="gramStart"/>
+      <w:r>
+        <w:rPr>
+          <w:sz w:val="21"/>
+          <w:szCs w:val="21"/>
+        </w:rPr>
+        <w:t>北京:</w:t>
+      </w:r>
+      <w:proofErr w:type="gramEnd"/>
+      <w:r>
+        <w:rPr>
+          <w:sz w:val="21"/>
+          <w:szCs w:val="21"/>
+        </w:rPr>
+        <w:t xml:space="preserve"> 中国环境科学</w:t>
+      </w:r>
+      <w:proofErr w:type="gramStart"/>
+      <w:r>
+        <w:rPr>
+          <w:sz w:val="21"/>
+          <w:szCs w:val="21"/>
+        </w:rPr>
+        <w:t>出版社,</w:t>
+      </w:r>
+      <w:proofErr w:type="gramEnd"/>
+      <w:r>
+        <w:rPr>
+          <w:sz w:val="21"/>
+          <w:szCs w:val="21"/>
+        </w:rPr>
+        <w:t xml:space="preserve"> 2011.</w:t>
+      </w:r>
+    </w:p>
+    <w:p>
+      <w:pPr>
+        <w:rPr>
+          <w:rFonts w:hint="eastAsia"/>
+        </w:rPr>
+      </w:pPr>
+      <w:r>
+        <w:rPr>
+          <w:sz w:val="21"/>
+          <w:szCs w:val="21"/>
+        </w:rPr>
+        <w:t>[5] 国家市场监督管理</w:t>
+      </w:r>
+      <w:proofErr w:type="gramStart"/>
+      <w:r>
+        <w:rPr>
+          <w:sz w:val="21"/>
+          <w:szCs w:val="21"/>
+        </w:rPr>
+        <w:t>总局,</w:t>
+      </w:r>
+      <w:proofErr w:type="gramEnd"/>
+      <w:r>
+        <w:rPr>
+          <w:sz w:val="21"/>
+          <w:szCs w:val="21"/>
+        </w:rPr>
+        <w:t xml:space="preserve"> 国家标准化管理</w:t>
+      </w:r>
+      <w:proofErr w:type="gramStart"/>
+      <w:r>
+        <w:rPr>
+          <w:sz w:val="21"/>
+          <w:szCs w:val="21"/>
+        </w:rPr>
+        <w:t>委员会.</w:t>
+      </w:r>
+      <w:proofErr w:type="gramEnd"/>
+      <w:r>
+        <w:rPr>
+          <w:sz w:val="21"/>
+          <w:szCs w:val="21"/>
+        </w:rPr>
+        <w:t xml:space="preserve"> 饮料酒术语和分类: GB/T 17204—2021[S]. </w:t>
+      </w:r>
+      <w:proofErr w:type="gramStart"/>
+      <w:r>
+        <w:rPr>
+          <w:sz w:val="21"/>
+          <w:szCs w:val="21"/>
+        </w:rPr>
+        <w:t>北京:</w:t>
+      </w:r>
+      <w:proofErr w:type="gramEnd"/>
+      <w:r>
+        <w:rPr>
+          <w:sz w:val="21"/>
+          <w:szCs w:val="21"/>
+        </w:rPr>
+        <w:t xml:space="preserve"> 中国标准</w:t>
+      </w:r>
+      <w:proofErr w:type="gramStart"/>
+      <w:r>
+        <w:rPr>
+          <w:sz w:val="21"/>
+          <w:szCs w:val="21"/>
+        </w:rPr>
+        <w:t>出版社,</w:t>
+      </w:r>
+      <w:proofErr w:type="gramEnd"/>
+      <w:r>
+        <w:rPr>
+          <w:sz w:val="21"/>
+          <w:szCs w:val="21"/>
+        </w:rPr>
+        <w:t xml:space="preserve"> 2021.</w:t>
+      </w:r>
+    </w:p>
+    <w:p>
+      <w:pPr>
+        <w:rPr>
+          <w:rFonts w:hint="eastAsia"/>
+        </w:rPr>
+      </w:pPr>
+      <w:r>
+        <w:rPr>
+          <w:sz w:val="21"/>
+          <w:szCs w:val="21"/>
+        </w:rPr>
+        <w:t>[6] 中华人民共和国国家质量监督检验检疫</w:t>
+      </w:r>
+      <w:proofErr w:type="gramStart"/>
+      <w:r>
+        <w:rPr>
+          <w:sz w:val="21"/>
+          <w:szCs w:val="21"/>
+        </w:rPr>
+        <w:t>总局,</w:t>
+      </w:r>
+      <w:proofErr w:type="gramEnd"/>
+      <w:r>
+        <w:rPr>
+          <w:sz w:val="21"/>
+          <w:szCs w:val="21"/>
+        </w:rPr>
+        <w:t xml:space="preserve"> 中国国家标准化管理</w:t>
+      </w:r>
+      <w:proofErr w:type="gramStart"/>
+      <w:r>
+        <w:rPr>
+          <w:sz w:val="21"/>
+          <w:szCs w:val="21"/>
+        </w:rPr>
+        <w:t>委员会.</w:t>
+      </w:r>
+      <w:proofErr w:type="gramEnd"/>
+      <w:r>
+        <w:rPr>
+          <w:sz w:val="21"/>
+          <w:szCs w:val="21"/>
+        </w:rPr>
+        <w:t xml:space="preserve"> 清香型白酒: GB/T 10781.2—2006[S]. </w:t>
+      </w:r>
+      <w:proofErr w:type="gramStart"/>
+      <w:r>
+        <w:rPr>
+          <w:sz w:val="21"/>
+          <w:szCs w:val="21"/>
+        </w:rPr>
+        <w:t>北京:</w:t>
+      </w:r>
+      <w:proofErr w:type="gramEnd"/>
+      <w:r>
+        <w:rPr>
+          <w:sz w:val="21"/>
+          <w:szCs w:val="21"/>
+        </w:rPr>
+        <w:t xml:space="preserve"> 中国标准</w:t>
+      </w:r>
+      <w:proofErr w:type="gramStart"/>
+      <w:r>
+        <w:rPr>
+          <w:sz w:val="21"/>
+          <w:szCs w:val="21"/>
+        </w:rPr>
+        <w:t>出版社,</w:t>
+      </w:r>
+      <w:proofErr w:type="gramEnd"/>
+      <w:r>
+        <w:rPr>
+          <w:sz w:val="21"/>
+          <w:szCs w:val="21"/>
+        </w:rPr>
+        <w:t xml:space="preserve"> 2006.</w:t>
+      </w:r>
+    </w:p>
+    <w:p>
+      <w:pPr>
+        <w:rPr>
+          <w:rFonts w:hint="eastAsia"/>
+        </w:rPr>
+      </w:pPr>
+      <w:r>
+        <w:rPr>
+          <w:sz w:val="21"/>
+          <w:szCs w:val="21"/>
+        </w:rPr>
+        <w:t>[7] 国家卫生和计划生育</w:t>
+      </w:r>
+      <w:proofErr w:type="gramStart"/>
+      <w:r>
+        <w:rPr>
+          <w:sz w:val="21"/>
+          <w:szCs w:val="21"/>
+        </w:rPr>
+        <w:t>委员会.</w:t>
+      </w:r>
+      <w:proofErr w:type="gramEnd"/>
+      <w:r>
+        <w:rPr>
+          <w:sz w:val="21"/>
+          <w:szCs w:val="21"/>
+        </w:rPr>
+        <w:t xml:space="preserve"> 食品安全国家标准 食品生产通用卫生规范: GB 14881—2013[S]. </w:t>
+      </w:r>
+      <w:proofErr w:type="gramStart"/>
+      <w:r>
+        <w:rPr>
+          <w:sz w:val="21"/>
+          <w:szCs w:val="21"/>
+        </w:rPr>
+        <w:t>北京:</w:t>
+      </w:r>
+      <w:proofErr w:type="gramEnd"/>
+      <w:r>
+        <w:rPr>
+          <w:sz w:val="21"/>
+          <w:szCs w:val="21"/>
+        </w:rPr>
+        <w:t xml:space="preserve"> 中国标准</w:t>
+      </w:r>
+      <w:proofErr w:type="gramStart"/>
+      <w:r>
+        <w:rPr>
+          <w:sz w:val="21"/>
+          <w:szCs w:val="21"/>
+        </w:rPr>
+        <w:t>出版社,</w:t>
+      </w:r>
+      <w:proofErr w:type="gramEnd"/>
+      <w:r>
+        <w:rPr>
+          <w:sz w:val="21"/>
+          <w:szCs w:val="21"/>
+        </w:rPr>
+        <w:t xml:space="preserve"> 2013.</w:t>
+      </w:r>
+    </w:p>
+    <w:p>
+      <w:pPr>
+        <w:rPr>
+          <w:rFonts w:hint="eastAsia"/>
+        </w:rPr>
+      </w:pPr>
+      <w:r>
+        <w:rPr>
+          <w:sz w:val="21"/>
+          <w:szCs w:val="21"/>
+        </w:rPr>
+        <w:t>[8] 国家发展和改革</w:t>
+      </w:r>
+      <w:proofErr w:type="gramStart"/>
+      <w:r>
+        <w:rPr>
+          <w:sz w:val="21"/>
+          <w:szCs w:val="21"/>
+        </w:rPr>
+        <w:t>委员会.</w:t>
+      </w:r>
+      <w:proofErr w:type="gramEnd"/>
+      <w:r>
+        <w:rPr>
+          <w:sz w:val="21"/>
+          <w:szCs w:val="21"/>
+        </w:rPr>
+        <w:t xml:space="preserve"> 白酒制造业清洁生产评价指标体系[S]. </w:t>
+      </w:r>
+      <w:proofErr w:type="gramStart"/>
+      <w:r>
+        <w:rPr>
+          <w:sz w:val="21"/>
+          <w:szCs w:val="21"/>
+        </w:rPr>
+        <w:t>北京:</w:t>
+      </w:r>
+      <w:proofErr w:type="gramEnd"/>
+      <w:r>
+        <w:rPr>
+          <w:sz w:val="21"/>
+          <w:szCs w:val="21"/>
+        </w:rPr>
+        <w:t xml:space="preserve"> 国家发展和改革</w:t>
+      </w:r>
+      <w:proofErr w:type="gramStart"/>
+      <w:r>
+        <w:rPr>
+          <w:sz w:val="21"/>
+          <w:szCs w:val="21"/>
+        </w:rPr>
+        <w:t>委员会,</w:t>
+      </w:r>
+      <w:proofErr w:type="gramEnd"/>
+      <w:r>
+        <w:rPr>
+          <w:sz w:val="21"/>
+          <w:szCs w:val="21"/>
+        </w:rPr>
+        <w:t xml:space="preserve"> 2018.</w:t>
+      </w:r>
+    </w:p>
+    <w:p>
+      <w:pPr>
+        <w:rPr>
+          <w:rFonts w:hint="eastAsia"/>
+        </w:rPr>
+      </w:pPr>
+      <w:r>
+        <w:rPr>
+          <w:sz w:val="21"/>
+          <w:szCs w:val="21"/>
+        </w:rPr>
+        <w:t xml:space="preserve">[9] </w:t>
+      </w:r>
+      <w:proofErr w:type="gramStart"/>
+      <w:r>
+        <w:rPr>
+          <w:sz w:val="21"/>
+          <w:szCs w:val="21"/>
+        </w:rPr>
+        <w:t>梁邦昌.</w:t>
+      </w:r>
+      <w:proofErr w:type="gramEnd"/>
+      <w:r>
+        <w:rPr>
+          <w:sz w:val="21"/>
+          <w:szCs w:val="21"/>
+        </w:rPr>
+        <w:t xml:space="preserve"> 白酒生产技术全书[M]. </w:t>
+      </w:r>
+      <w:proofErr w:type="gramStart"/>
+      <w:r>
+        <w:rPr>
+          <w:sz w:val="21"/>
+          <w:szCs w:val="21"/>
+        </w:rPr>
+        <w:t>北京:</w:t>
+      </w:r>
+      <w:proofErr w:type="gramEnd"/>
+      <w:r>
+        <w:rPr>
+          <w:sz w:val="21"/>
+          <w:szCs w:val="21"/>
+        </w:rPr>
+        <w:t xml:space="preserve"> 中国轻工业</w:t>
+      </w:r>
+      <w:proofErr w:type="gramStart"/>
+      <w:r>
+        <w:rPr>
+          <w:sz w:val="21"/>
+          <w:szCs w:val="21"/>
+        </w:rPr>
+        <w:t>出版社,</w:t>
+      </w:r>
+      <w:proofErr w:type="gramEnd"/>
+      <w:r>
+        <w:rPr>
+          <w:sz w:val="21"/>
+          <w:szCs w:val="21"/>
+        </w:rPr>
+        <w:t xml:space="preserve"> 2013.</w:t>
+      </w:r>
+    </w:p>
+    <w:p>
+      <w:pPr>
+        <w:rPr>
+          <w:rFonts w:hint="eastAsia"/>
+        </w:rPr>
+      </w:pPr>
+      <w:r>
+        <w:rPr>
+          <w:sz w:val="21"/>
+          <w:szCs w:val="21"/>
+        </w:rPr>
+        <w:t xml:space="preserve">[10] </w:t>
+      </w:r>
+      <w:proofErr w:type="gramStart"/>
+      <w:r>
+        <w:rPr>
+          <w:sz w:val="21"/>
+          <w:szCs w:val="21"/>
+        </w:rPr>
+        <w:t>徐岩,</w:t>
+      </w:r>
+      <w:proofErr w:type="gramEnd"/>
+      <w:r>
+        <w:rPr>
+          <w:sz w:val="21"/>
+          <w:szCs w:val="21"/>
+        </w:rPr>
+        <w:t xml:space="preserve"> 范文</w:t>
+      </w:r>
+      <w:proofErr w:type="gramStart"/>
+      <w:r>
+        <w:rPr>
+          <w:sz w:val="21"/>
+          <w:szCs w:val="21"/>
+        </w:rPr>
+        <w:t>来.</w:t>
+      </w:r>
+      <w:proofErr w:type="gramEnd"/>
+      <w:r>
+        <w:rPr>
+          <w:sz w:val="21"/>
+          <w:szCs w:val="21"/>
+        </w:rPr>
+        <w:t xml:space="preserve"> 中国白酒风味化学研究进展[J]. 酿酒</w:t>
+      </w:r>
+      <w:proofErr w:type="gramStart"/>
+      <w:r>
+        <w:rPr>
+          <w:sz w:val="21"/>
+          <w:szCs w:val="21"/>
+        </w:rPr>
+        <w:t>科技,</w:t>
+      </w:r>
+      <w:proofErr w:type="gramEnd"/>
+      <w:r>
+        <w:rPr>
+          <w:sz w:val="21"/>
+          <w:szCs w:val="21"/>
+        </w:rPr>
+        <w:t xml:space="preserve"> 2010</w:t>
+      </w:r>
+      <w:proofErr w:type="gramStart"/>
+      <w:r>
+        <w:rPr>
+          <w:sz w:val="21"/>
+          <w:szCs w:val="21"/>
+        </w:rPr>
+        <w:t>(7)</w:t>
+      </w:r>
+      <w:proofErr w:type="gramEnd"/>
+      <w:r>
+        <w:rPr>
+          <w:sz w:val="21"/>
+          <w:szCs w:val="21"/>
+        </w:rPr>
+        <w:t>: 17-22.</w:t>
       </w:r>
     </w:p>
     <w:sectPr>
-      <w:footerReference w:type="default" r:id="rId7"/>
+      <w:footerReference w:type="default" r:id="rId8"/>
       <w:pgSz w:w="11906" w:h="16838"/>
       <w:pgMar w:top="1440" w:right="1800" w:bottom="1440" w:left="1800" w:header="708" w:footer="708" w:gutter="0"/>
       <w:pgNumType w:start="1"/>
@@ -4446,7 +4879,6 @@
     </w:r>
     <w:r>
       <w:rPr>
-        <w:rFonts w:hint="eastAsia"/>
         <w:sz w:val="21"/>
         <w:szCs w:val="21"/>
       </w:rPr>
@@ -5024,6 +5456,7 @@
     <w:uiPriority w:val="9"/>
     <w:unhideWhenUsed/>
     <w:qFormat/>
+    <w:rsid w:val="006430A2"/>
     <w:pPr>
       <w:keepNext/>
       <w:spacing w:before="120" w:after="60"/>
@@ -5033,7 +5466,7 @@
       <w:rFonts w:ascii="黑体" w:eastAsia="黑体" w:hAnsi="黑体" w:cs="黑体"/>
       <w:b/>
       <w:bCs/>
-      <w:sz w:val="30"/>
+      <w:sz w:val="28"/>
       <w:szCs w:val="30"/>
     </w:rPr>
   </w:style>
@@ -5481,4 +5914,16 @@
     </a:ext>
   </a:extLst>
 </a:theme>
+</file>
+
+<file path=customXml/item1.xml><?xml version="1.0" encoding="utf-8"?>
+<b:Sources xmlns:b="http://schemas.openxmlformats.org/officeDocument/2006/bibliography" xmlns="http://schemas.openxmlformats.org/officeDocument/2006/bibliography" SelectedStyle="\APASixthEditionOfficeOnline.xsl" StyleName="APA" Version="6"/>
+</file>
+
+<file path=customXml/itemProps1.xml><?xml version="1.0" encoding="utf-8"?>
+<ds:datastoreItem xmlns:ds="http://schemas.openxmlformats.org/officeDocument/2006/customXml" ds:itemID="{18FCFC84-F114-4627-A3B8-578B439C576D}">
+  <ds:schemaRefs>
+    <ds:schemaRef ds:uri="http://schemas.openxmlformats.org/officeDocument/2006/bibliography"/>
+  </ds:schemaRefs>
+</ds:datastoreItem>
 </file>
--- a/202301305127_吴宏吉_山西杏花村汾酒集团_清香型白酒酿造智能化与节能优化方案 (2).docx
+++ b/202301305127_吴宏吉_山西杏花村汾酒集团_清香型白酒酿造智能化与节能优化方案 (2).docx
@@ -642,6 +642,9 @@
     <w:p>
       <w:pPr>
         <w:pStyle w:val="2"/>
+        <w:rPr>
+          <w:rFonts w:hint="eastAsia"/>
+        </w:rPr>
       </w:pPr>
       <w:r>
         <w:t>（一）企业概况</w:t>
@@ -1842,11 +1845,11 @@
         </w:rPr>
       </w:pPr>
       <w:r>
-        <w:t>在蒸粮、蒸馏、CIP和采暖支路分别安装蒸汽流量计、压力变送器及冷凝水计量装置，按班次、甑次和吨原酒统计能耗。关键调节阀改用气动阀，并根</w:t>
+        <w:t>在蒸粮、蒸馏、CIP和采暖支路分别安装蒸汽流量计、压力变送器及冷凝水计量装置，按班次、甑次和吨原酒统计能耗。关键调节阀改用气动阀，并根据</w:t>
       </w:r>
       <w:r>
         <w:lastRenderedPageBreak/>
-        <w:t>据流量反馈自动调节。蒸煮过程分别设定升温、保温和排汽阶段的用汽曲线；蒸馏时参考酒汽温度与流酒速度缓慢调汽，避免蒸汽负荷突然升高。蒸汽主管还应安装汽水分离装置并监测疏水状态，防止湿蒸汽降低传热效果。</w:t>
+        <w:t>流量反馈自动调节。蒸煮过程分别设定升温、保温和排汽阶段的用汽曲线；蒸馏时参考酒汽温度与流酒速度缓慢调汽，避免蒸汽负荷突然升高。蒸汽主管还应安装汽水分离装置并监测疏水状态，防止湿蒸汽降低传热效果。</w:t>
       </w:r>
     </w:p>
     <w:p>
@@ -4813,8 +4816,8 @@
     </w:p>
     <w:sectPr>
       <w:footerReference w:type="default" r:id="rId8"/>
-      <w:pgSz w:w="11906" w:h="16838"/>
-      <w:pgMar w:top="1440" w:right="1800" w:bottom="1440" w:left="1800" w:header="708" w:footer="708" w:gutter="0"/>
+      <w:pgSz w:w="11906" w:h="16838" w:code="9"/>
+      <w:pgMar w:top="1440" w:right="1797" w:bottom="1440" w:left="1797" w:header="709" w:footer="709" w:gutter="0"/>
       <w:pgNumType w:start="1"/>
       <w:cols w:space="720"/>
       <w:docGrid w:linePitch="360"/>
